--- a/Del 3 - Moderna Ramverk och Finalen/JavaScript-14 - Installation av React JS/JavaScript-14 - Installation av React JS.docx
+++ b/Del 3 - Moderna Ramverk och Finalen/JavaScript-14 - Installation av React JS/JavaScript-14 - Installation av React JS.docx
@@ -1742,8 +1742,19 @@
       </w:r>
     </w:p>
     <w:p>
-      <w:r>
-        <w:t>________________________________________</w:t>
+      <w:pPr>
+        <w:pStyle w:val="Underrubrik"/>
+        <w:rPr>
+          <w:color w:val="061F57"/>
+        </w:rPr>
+      </w:pPr>
+      <w:r>
+        <w:rPr>
+          <w:color w:val="061F57"/>
+        </w:rPr>
+        <w:pict w14:anchorId="66EE0CF8">
+          <v:rect id="_x0000_i1025" style="width:0;height:1.5pt" o:hralign="center" o:hrstd="t" o:hr="t" fillcolor="#a0a0a0" stroked="f"/>
+        </w:pict>
       </w:r>
     </w:p>
     <w:p>
@@ -1878,8 +1889,19 @@
       </w:r>
     </w:p>
     <w:p>
-      <w:r>
-        <w:t>________________________________________</w:t>
+      <w:pPr>
+        <w:pStyle w:val="Underrubrik"/>
+        <w:rPr>
+          <w:color w:val="061F57"/>
+        </w:rPr>
+      </w:pPr>
+      <w:r>
+        <w:rPr>
+          <w:color w:val="061F57"/>
+        </w:rPr>
+        <w:pict w14:anchorId="4D0AB740">
+          <v:rect id="_x0000_i1027" style="width:0;height:1.5pt" o:hralign="center" o:hrstd="t" o:hr="t" fillcolor="#a0a0a0" stroked="f"/>
+        </w:pict>
       </w:r>
     </w:p>
     <w:p>
@@ -2015,8 +2037,19 @@
       </w:r>
     </w:p>
     <w:p>
-      <w:r>
-        <w:t>________________________________________</w:t>
+      <w:pPr>
+        <w:pStyle w:val="Underrubrik"/>
+        <w:rPr>
+          <w:color w:val="061F57"/>
+        </w:rPr>
+      </w:pPr>
+      <w:r>
+        <w:rPr>
+          <w:color w:val="061F57"/>
+        </w:rPr>
+        <w:pict w14:anchorId="4EECF1EE">
+          <v:rect id="_x0000_i1029" style="width:0;height:1.5pt" o:hralign="center" o:hrstd="t" o:hr="t" fillcolor="#a0a0a0" stroked="f"/>
+        </w:pict>
       </w:r>
     </w:p>
     <w:p>
@@ -2225,6 +2258,22 @@
     <w:p>
       <w:r>
         <w:t>Spara filen och titta i webbläsaren. Sidan uppdateras automatiskt (Hot Module Replacement) och din klickräknare är live!</w:t>
+      </w:r>
+    </w:p>
+    <w:p>
+      <w:pPr>
+        <w:pStyle w:val="Underrubrik"/>
+        <w:rPr>
+          <w:color w:val="061F57"/>
+        </w:rPr>
+      </w:pPr>
+      <w:r>
+        <w:rPr>
+          <w:color w:val="061F57"/>
+        </w:rPr>
+        <w:pict w14:anchorId="1DB38B16">
+          <v:rect id="_x0000_i1031" style="width:0;height:1.5pt" o:hralign="center" o:hrstd="t" o:hr="t" fillcolor="#a0a0a0" stroked="f"/>
+        </w:pict>
       </w:r>
     </w:p>
     <w:p/>
@@ -5936,6 +5985,7 @@
   <w:style w:type="character" w:default="1" w:styleId="Standardstycketeckensnitt">
     <w:name w:val="Default Paragraph Font"/>
     <w:uiPriority w:val="1"/>
+    <w:semiHidden/>
     <w:unhideWhenUsed/>
   </w:style>
   <w:style w:type="table" w:default="1" w:styleId="Normaltabell">
